--- a/Roopesh Saxena.docx
+++ b/Roopesh Saxena.docx
@@ -426,14 +426,6 @@
               </w:rPr>
               <w:t>.</w:t>
             </w:r>
-            <w:r>
-              <w:rPr>
-                <w:rFonts w:cs="Calibri"/>
-                <w:color w:val="2E2E2E" w:themeColor="text2"/>
-                <w:sz w:val="22"/>
-              </w:rPr>
-              <w:t xml:space="preserve">. </w:t>
-            </w:r>
           </w:p>
         </w:tc>
       </w:tr>
@@ -1528,7 +1520,7 @@
               <w:rPr>
                 <w:rFonts w:cs="Arial"/>
               </w:rPr>
-              <w:t>09/2007 to 01/2008</w:t>
+              <w:t>05/2007 to 08/2007</w:t>
             </w:r>
           </w:p>
         </w:tc>
@@ -1550,7 +1542,7 @@
                 <w:rFonts w:cs="Arial"/>
                 <w:bCs/>
               </w:rPr>
-              <w:t>Persistent System</w:t>
+              <w:t>TechUnified</w:t>
             </w:r>
           </w:p>
         </w:tc>
@@ -1568,19 +1560,14 @@
           <w:p>
             <w:pPr>
               <w:rPr>
-                <w:rFonts w:cs="Calibri"/>
-                <w:b/>
-                <w:bCs/>
-                <w:color w:val="FFFFFF" w:themeColor="background1"/>
-                <w:sz w:val="22"/>
-                <w:szCs w:val="22"/>
-              </w:rPr>
-            </w:pPr>
-            <w:r>
-              <w:rPr>
                 <w:rFonts w:cs="Arial"/>
               </w:rPr>
-              <w:t>05/2007 to 08/2007</w:t>
+            </w:pPr>
+            <w:r>
+              <w:rPr>
+                <w:rFonts w:cs="Arial"/>
+              </w:rPr>
+              <w:t>08/2006 to 02/2007</w:t>
             </w:r>
           </w:p>
         </w:tc>
@@ -1602,7 +1589,7 @@
                 <w:rFonts w:cs="Arial"/>
                 <w:bCs/>
               </w:rPr>
-              <w:t>TechUnified</w:t>
+              <w:t>Scynox Technologies</w:t>
             </w:r>
           </w:p>
         </w:tc>
@@ -1628,100 +1615,6 @@
                 <w:rFonts w:cs="Arial"/>
               </w:rPr>
               <w:lastRenderedPageBreak/>
-              <w:t>02/2007 to 04/2007</w:t>
-            </w:r>
-          </w:p>
-        </w:tc>
-        <w:tc>
-          <w:tcPr>
-            <w:tcW w:w="7655" w:type="dxa"/>
-            <w:shd w:val="clear" w:color="auto" w:fill="F2F2F2" w:themeFill="background1" w:themeFillShade="F2"/>
-            <w:vAlign w:val="center"/>
-          </w:tcPr>
-          <w:p>
-            <w:pPr>
-              <w:rPr>
-                <w:rFonts w:cs="Calibri"/>
-                <w:color w:val="424242" w:themeColor="text2" w:themeTint="E6"/>
-              </w:rPr>
-            </w:pPr>
-            <w:r>
-              <w:rPr>
-                <w:rFonts w:cs="Arial"/>
-                <w:bCs/>
-              </w:rPr>
-              <w:t>Magic Software</w:t>
-            </w:r>
-          </w:p>
-        </w:tc>
-      </w:tr>
-      <w:tr>
-        <w:trPr>
-          <w:trHeight w:val="480"/>
-        </w:trPr>
-        <w:tc>
-          <w:tcPr>
-            <w:tcW w:w="2967" w:type="dxa"/>
-            <w:shd w:val="clear" w:color="auto" w:fill="002060"/>
-            <w:vAlign w:val="center"/>
-          </w:tcPr>
-          <w:p>
-            <w:pPr>
-              <w:rPr>
-                <w:rFonts w:cs="Arial"/>
-              </w:rPr>
-            </w:pPr>
-            <w:r>
-              <w:rPr>
-                <w:rFonts w:cs="Arial"/>
-              </w:rPr>
-              <w:t>08/2006 to 02/2007</w:t>
-            </w:r>
-          </w:p>
-        </w:tc>
-        <w:tc>
-          <w:tcPr>
-            <w:tcW w:w="7655" w:type="dxa"/>
-            <w:shd w:val="clear" w:color="auto" w:fill="F2F2F2" w:themeFill="background1" w:themeFillShade="F2"/>
-            <w:vAlign w:val="center"/>
-          </w:tcPr>
-          <w:p>
-            <w:pPr>
-              <w:rPr>
-                <w:rFonts w:cs="Calibri"/>
-                <w:color w:val="424242" w:themeColor="text2" w:themeTint="E6"/>
-              </w:rPr>
-            </w:pPr>
-            <w:r>
-              <w:rPr>
-                <w:rFonts w:cs="Arial"/>
-                <w:bCs/>
-              </w:rPr>
-              <w:t>Scynox Technologies</w:t>
-            </w:r>
-          </w:p>
-        </w:tc>
-      </w:tr>
-      <w:tr>
-        <w:trPr>
-          <w:trHeight w:val="480"/>
-        </w:trPr>
-        <w:tc>
-          <w:tcPr>
-            <w:tcW w:w="2967" w:type="dxa"/>
-            <w:shd w:val="clear" w:color="auto" w:fill="002060"/>
-            <w:vAlign w:val="center"/>
-          </w:tcPr>
-          <w:p>
-            <w:pPr>
-              <w:rPr>
-                <w:rFonts w:cs="Arial"/>
-              </w:rPr>
-            </w:pPr>
-            <w:r>
-              <w:rPr>
-                <w:rFonts w:cs="Arial"/>
-              </w:rPr>
               <w:t>07/2004 to 08/2006</w:t>
             </w:r>
           </w:p>
@@ -1959,16 +1852,7 @@
               <w:cnfStyle w:val="000000000000" w:firstRow="0" w:lastRow="0" w:firstColumn="0" w:lastColumn="0" w:oddVBand="0" w:evenVBand="0" w:oddHBand="0" w:evenHBand="0" w:firstRowFirstColumn="0" w:firstRowLastColumn="0" w:lastRowFirstColumn="0" w:lastRowLastColumn="0"/>
             </w:pPr>
             <w:r>
-              <w:t>Oct</w:t>
-            </w:r>
-            <w:r>
-              <w:t xml:space="preserve"> 202</w:t>
-            </w:r>
-            <w:r>
-              <w:t>5</w:t>
-            </w:r>
-            <w:r>
-              <w:t xml:space="preserve"> – Till Date</w:t>
+              <w:t>Oct 2025 – Till Date</w:t>
             </w:r>
           </w:p>
         </w:tc>
@@ -2242,17 +2126,7 @@
                 <w:szCs w:val="20"/>
                 <w:lang w:val="en-GB"/>
               </w:rPr>
-              <w:t>As part of this initiative, existing Theme COSMOS based application need to be migrated to Constellation based design</w:t>
-            </w:r>
-            <w:r>
-              <w:rPr>
-                <w:rFonts w:ascii="Calibri" w:hAnsi="Calibri" w:cs="Calibri"/>
-                <w:color w:val="424242" w:themeColor="text2" w:themeTint="E6"/>
-                <w:sz w:val="20"/>
-                <w:szCs w:val="20"/>
-                <w:lang w:val="en-GB"/>
-              </w:rPr>
-              <w:t>.</w:t>
+              <w:t>As part of this initiative, existing Theme COSMOS based application need to be migrated to Constellation based design.</w:t>
             </w:r>
           </w:p>
         </w:tc>
@@ -2333,27 +2207,7 @@
                 <w:szCs w:val="20"/>
                 <w:lang w:val="en-GB" w:eastAsia="en-IN"/>
               </w:rPr>
-              <w:t xml:space="preserve">As a Chapter Lead, </w:t>
-            </w:r>
-            <w:r>
-              <w:rPr>
-                <w:rFonts w:ascii="Calibri" w:eastAsia="Times New Roman" w:hAnsi="Calibri" w:cs="Calibri"/>
-                <w:color w:val="424242" w:themeColor="text2" w:themeTint="E6"/>
-                <w:sz w:val="20"/>
-                <w:szCs w:val="20"/>
-                <w:lang w:val="en-GB" w:eastAsia="en-IN"/>
-              </w:rPr>
-              <w:t>evaluating multiple approaches for migration</w:t>
-            </w:r>
-            <w:r>
-              <w:rPr>
-                <w:rFonts w:ascii="Calibri" w:eastAsia="Times New Roman" w:hAnsi="Calibri" w:cs="Calibri"/>
-                <w:color w:val="424242" w:themeColor="text2" w:themeTint="E6"/>
-                <w:sz w:val="20"/>
-                <w:szCs w:val="20"/>
-                <w:lang w:val="en-GB" w:eastAsia="en-IN"/>
-              </w:rPr>
-              <w:t>.</w:t>
+              <w:t>As a Chapter Lead, evaluating multiple approaches for migration.</w:t>
             </w:r>
           </w:p>
           <w:p>
@@ -3271,7 +3125,6 @@
                 <w:szCs w:val="20"/>
                 <w:lang w:val="en-IN" w:eastAsia="en-IN"/>
               </w:rPr>
-              <w:lastRenderedPageBreak/>
               <w:t>Configured and utilized Pega Business Intelligence Exchange (BIX) to extract structured data from Pega applications for external reporting and analytics</w:t>
             </w:r>
           </w:p>
@@ -3330,6 +3183,7 @@
                 <w:szCs w:val="20"/>
                 <w:lang w:val="en-IN" w:eastAsia="en-IN"/>
               </w:rPr>
+              <w:lastRenderedPageBreak/>
               <w:t>A</w:t>
             </w:r>
             <w:r>
@@ -4841,7 +4695,6 @@
                 <w:color w:val="FFFFFF" w:themeColor="background1"/>
                 <w:szCs w:val="24"/>
               </w:rPr>
-              <w:lastRenderedPageBreak/>
               <w:t>Name of the Project:</w:t>
             </w:r>
             <w:r>
@@ -4903,6 +4756,7 @@
                 <w:sz w:val="20"/>
                 <w:szCs w:val="20"/>
               </w:rPr>
+              <w:lastRenderedPageBreak/>
               <w:t>Duration</w:t>
             </w:r>
           </w:p>
